--- a/自学/考える技術・書く技術/考える技術・書く技術ワークブック.docx
+++ b/自学/考える技術・書く技術/考える技術・書く技術ワークブック.docx
@@ -2112,7 +2112,6 @@
     <w:p>
       <w:pPr>
         <w:rPr>
-          <w:rFonts w:hint="eastAsia"/>
           <w:b/>
           <w:bCs/>
         </w:rPr>
@@ -2159,11 +2158,6 @@
       </w:r>
     </w:p>
     <w:p>
-      <w:pPr>
-        <w:rPr>
-          <w:rFonts w:hint="eastAsia"/>
-        </w:rPr>
-      </w:pPr>
       <w:r>
         <w:rPr>
           <w:rFonts w:hint="eastAsia"/>
@@ -2205,11 +2199,6 @@
       </w:r>
     </w:p>
     <w:p>
-      <w:pPr>
-        <w:rPr>
-          <w:rFonts w:hint="eastAsia"/>
-        </w:rPr>
-      </w:pPr>
       <w:r>
         <w:rPr>
           <w:rFonts w:hint="eastAsia"/>
@@ -2326,7 +2315,6 @@
     <w:p>
       <w:pPr>
         <w:rPr>
-          <w:rFonts w:hint="eastAsia"/>
           <w:strike/>
         </w:rPr>
       </w:pPr>
@@ -2393,11 +2381,6 @@
       </w:r>
     </w:p>
     <w:p>
-      <w:pPr>
-        <w:rPr>
-          <w:rFonts w:hint="eastAsia"/>
-        </w:rPr>
-      </w:pPr>
       <w:r>
         <w:rPr>
           <w:rFonts w:hint="eastAsia"/>
@@ -2461,11 +2444,6 @@
       </w:r>
     </w:p>
     <w:p>
-      <w:pPr>
-        <w:rPr>
-          <w:rFonts w:hint="eastAsia"/>
-        </w:rPr>
-      </w:pPr>
       <w:r>
         <w:rPr>
           <w:rFonts w:hint="eastAsia"/>
@@ -2481,13 +2459,7 @@
         <w:t>その単純化した考えは正しいか？</w:t>
       </w:r>
     </w:p>
-    <w:p>
-      <w:pPr>
-        <w:rPr>
-          <w:rFonts w:hint="eastAsia"/>
-        </w:rPr>
-      </w:pPr>
-    </w:p>
+    <w:p/>
     <w:p>
       <w:pPr>
         <w:rPr>
@@ -2513,11 +2485,6 @@
       </w:r>
     </w:p>
     <w:p>
-      <w:pPr>
-        <w:rPr>
-          <w:rFonts w:hint="eastAsia"/>
-        </w:rPr>
-      </w:pPr>
       <w:r>
         <w:rPr>
           <w:rFonts w:hint="eastAsia"/>
@@ -2526,11 +2493,6 @@
       </w:r>
     </w:p>
     <w:p>
-      <w:pPr>
-        <w:rPr>
-          <w:rFonts w:hint="eastAsia"/>
-        </w:rPr>
-      </w:pPr>
       <w:r>
         <w:rPr>
           <w:rFonts w:hint="eastAsia"/>
@@ -2539,11 +2501,6 @@
       </w:r>
     </w:p>
     <w:p>
-      <w:pPr>
-        <w:rPr>
-          <w:rFonts w:hint="eastAsia"/>
-        </w:rPr>
-      </w:pPr>
       <w:r>
         <w:rPr>
           <w:rFonts w:hint="eastAsia"/>
@@ -2552,11 +2509,6 @@
       </w:r>
     </w:p>
     <w:p>
-      <w:pPr>
-        <w:rPr>
-          <w:rFonts w:hint="eastAsia"/>
-        </w:rPr>
-      </w:pPr>
       <w:r>
         <w:rPr>
           <w:rFonts w:hint="eastAsia"/>
@@ -2644,11 +2596,6 @@
       </w:r>
     </w:p>
     <w:p>
-      <w:pPr>
-        <w:rPr>
-          <w:rFonts w:hint="eastAsia"/>
-        </w:rPr>
-      </w:pPr>
       <w:r>
         <w:rPr>
           <w:rFonts w:hint="eastAsia"/>
@@ -2669,7 +2616,6 @@
     <w:p>
       <w:pPr>
         <w:rPr>
-          <w:rFonts w:hint="eastAsia"/>
           <w:b/>
           <w:bCs/>
         </w:rPr>
@@ -2805,11 +2751,6 @@
       </w:r>
     </w:p>
     <w:p>
-      <w:pPr>
-        <w:rPr>
-          <w:rFonts w:hint="eastAsia"/>
-        </w:rPr>
-      </w:pPr>
       <w:r>
         <w:rPr>
           <w:rFonts w:hint="eastAsia"/>
@@ -2850,11 +2791,6 @@
       </w:r>
     </w:p>
     <w:p>
-      <w:pPr>
-        <w:rPr>
-          <w:rFonts w:hint="eastAsia"/>
-        </w:rPr>
-      </w:pPr>
       <w:r>
         <w:rPr>
           <w:rFonts w:hint="eastAsia"/>
@@ -2863,11 +2799,6 @@
       </w:r>
     </w:p>
     <w:p>
-      <w:pPr>
-        <w:rPr>
-          <w:rFonts w:hint="eastAsia"/>
-        </w:rPr>
-      </w:pPr>
       <w:r>
         <w:rPr>
           <w:rFonts w:hint="eastAsia"/>
@@ -2875,13 +2806,7 @@
         <w:t>私が伝えよう</w:t>
       </w:r>
     </w:p>
-    <w:p>
-      <w:pPr>
-        <w:rPr>
-          <w:rFonts w:hint="eastAsia"/>
-        </w:rPr>
-      </w:pPr>
-    </w:p>
+    <w:p/>
     <w:p>
       <w:pPr>
         <w:rPr>
@@ -2907,11 +2832,6 @@
       </w:r>
     </w:p>
     <w:p>
-      <w:pPr>
-        <w:rPr>
-          <w:rFonts w:hint="eastAsia"/>
-        </w:rPr>
-      </w:pPr>
       <w:r>
         <w:rPr>
           <w:rFonts w:hint="eastAsia"/>
@@ -2928,11 +2848,6 @@
       </w:r>
     </w:p>
     <w:p>
-      <w:pPr>
-        <w:rPr>
-          <w:rFonts w:hint="eastAsia"/>
-        </w:rPr>
-      </w:pPr>
       <w:r>
         <w:rPr>
           <w:rFonts w:hint="eastAsia"/>
@@ -2972,17 +2887,10 @@
         <w:t>人類発展の歴史と理論を学ぶと正しくないことが分かる。</w:t>
       </w:r>
     </w:p>
-    <w:p>
-      <w:pPr>
-        <w:rPr>
-          <w:rFonts w:hint="eastAsia"/>
-        </w:rPr>
-      </w:pPr>
-    </w:p>
-    <w:p>
-      <w:pPr>
-        <w:rPr>
-          <w:rFonts w:hint="eastAsia"/>
+    <w:p/>
+    <w:p>
+      <w:pPr>
+        <w:rPr>
           <w:b/>
           <w:bCs/>
         </w:rPr>
@@ -3070,7 +2978,6 @@
     <w:p>
       <w:pPr>
         <w:rPr>
-          <w:rFonts w:hint="eastAsia"/>
           <w:strike/>
         </w:rPr>
       </w:pPr>
@@ -3174,13 +3081,7 @@
         <w:t>うまくいかないだろう</w:t>
       </w:r>
     </w:p>
-    <w:p>
-      <w:pPr>
-        <w:rPr>
-          <w:rFonts w:hint="eastAsia"/>
-        </w:rPr>
-      </w:pPr>
-    </w:p>
+    <w:p/>
     <w:p>
       <w:pPr>
         <w:rPr>
@@ -3242,7 +3143,6 @@
     <w:p>
       <w:pPr>
         <w:rPr>
-          <w:rFonts w:hint="eastAsia"/>
           <w:strike/>
         </w:rPr>
       </w:pPr>
@@ -3299,7 +3199,6 @@
     <w:p>
       <w:pPr>
         <w:rPr>
-          <w:rFonts w:hint="eastAsia"/>
           <w:strike/>
         </w:rPr>
       </w:pPr>
@@ -3383,21 +3282,349 @@
         <w:br w:type="page"/>
       </w:r>
     </w:p>
-    <w:p/>
-    <w:p/>
-    <w:p/>
-    <w:p/>
-    <w:p/>
-    <w:p/>
-    <w:p/>
-    <w:p/>
-    <w:p>
-      <w:pPr>
-        <w:rPr>
-          <w:rFonts w:hint="eastAsia"/>
-        </w:rPr>
-      </w:pPr>
-    </w:p>
+    <w:p>
+      <w:pPr>
+        <w:rPr>
+          <w:sz w:val="29"/>
+          <w:szCs w:val="32"/>
+        </w:rPr>
+      </w:pPr>
+      <w:r>
+        <w:rPr>
+          <w:rFonts w:hint="eastAsia"/>
+          <w:sz w:val="29"/>
+          <w:szCs w:val="32"/>
+        </w:rPr>
+        <w:lastRenderedPageBreak/>
+        <w:t>EXERCESE 5：ピラミッドを作る</w:t>
+      </w:r>
+    </w:p>
+    <w:p>
+      <w:pPr>
+        <w:rPr>
+          <w:sz w:val="25"/>
+          <w:szCs w:val="28"/>
+        </w:rPr>
+      </w:pPr>
+      <w:r>
+        <w:rPr>
+          <w:rFonts w:hint="eastAsia"/>
+          <w:sz w:val="25"/>
+          <w:szCs w:val="28"/>
+        </w:rPr>
+        <w:t>SCQプロセスを適用する</w:t>
+      </w:r>
+    </w:p>
+    <w:p>
+      <w:pPr>
+        <w:rPr>
+          <w:b/>
+          <w:bCs/>
+        </w:rPr>
+      </w:pPr>
+      <w:r>
+        <w:rPr>
+          <w:rFonts w:hint="eastAsia"/>
+          <w:b/>
+          <w:bCs/>
+        </w:rPr>
+        <w:t>合理化プログラム</w:t>
+      </w:r>
+    </w:p>
+    <w:p>
+      <w:pPr>
+        <w:rPr>
+          <w:rFonts w:hint="eastAsia"/>
+        </w:rPr>
+      </w:pPr>
+      <w:r>
+        <w:rPr>
+          <w:rFonts w:hint="eastAsia"/>
+        </w:rPr>
+        <w:t>S：</w:t>
+      </w:r>
+      <w:r>
+        <w:rPr>
+          <w:rFonts w:hint="eastAsia"/>
+        </w:rPr>
+        <w:t>今年の6/30までに全国合理化プログラムを終わらせる必要がある</w:t>
+      </w:r>
+    </w:p>
+    <w:p>
+      <w:pPr>
+        <w:rPr>
+          <w:rFonts w:hint="eastAsia"/>
+        </w:rPr>
+      </w:pPr>
+      <w:r>
+        <w:rPr>
+          <w:rFonts w:hint="eastAsia"/>
+        </w:rPr>
+        <w:t>C：</w:t>
+      </w:r>
+      <w:r>
+        <w:rPr>
+          <w:rFonts w:hint="eastAsia"/>
+        </w:rPr>
+        <w:t>あと三か月で722個のプログラムを終わらせる必要がある状況にあり、方針を変更する（プログラムを縮小する）必要がある。</w:t>
+      </w:r>
+    </w:p>
+    <w:p>
+      <w:pPr>
+        <w:rPr>
+          <w:rFonts w:hint="eastAsia"/>
+        </w:rPr>
+      </w:pPr>
+      <w:r>
+        <w:rPr>
+          <w:rFonts w:hint="eastAsia"/>
+        </w:rPr>
+        <w:t>Q：</w:t>
+      </w:r>
+      <w:r>
+        <w:rPr>
+          <w:rFonts w:hint="eastAsia"/>
+        </w:rPr>
+        <w:t>合理化プログラムを達成可能な規模に縮小するにはどうすればいいか。</w:t>
+      </w:r>
+    </w:p>
+    <w:p/>
+    <w:p>
+      <w:pPr>
+        <w:rPr>
+          <w:b/>
+          <w:bCs/>
+        </w:rPr>
+      </w:pPr>
+      <w:r>
+        <w:rPr>
+          <w:rFonts w:hint="eastAsia"/>
+          <w:b/>
+          <w:bCs/>
+        </w:rPr>
+        <w:t>メタンのドリル掘削</w:t>
+      </w:r>
+    </w:p>
+    <w:p>
+      <w:r>
+        <w:rPr>
+          <w:rFonts w:hint="eastAsia"/>
+        </w:rPr>
+        <w:t>S：メタン埋蔵層を発見したが、地中深くの帯水層の中に</w:t>
+      </w:r>
+      <w:r>
+        <w:rPr>
+          <w:rFonts w:hint="eastAsia"/>
+        </w:rPr>
+        <w:t>あり、ポンプ技術の問題からメタンをくみ上げる際は費用が高くつく。</w:t>
+      </w:r>
+    </w:p>
+    <w:p>
+      <w:r>
+        <w:rPr>
+          <w:rFonts w:hint="eastAsia"/>
+        </w:rPr>
+        <w:t>C：</w:t>
+      </w:r>
+      <w:r>
+        <w:rPr>
+          <w:rFonts w:hint="eastAsia"/>
+        </w:rPr>
+        <w:t>エンジニアは、ドリル掘削によりメタンを自噴すれば、ポンプの問題は存在しないと断言した。</w:t>
+      </w:r>
+    </w:p>
+    <w:p>
+      <w:pPr>
+        <w:rPr>
+          <w:rFonts w:hint="eastAsia"/>
+        </w:rPr>
+      </w:pPr>
+      <w:r>
+        <w:rPr>
+          <w:rFonts w:hint="eastAsia"/>
+        </w:rPr>
+        <w:t>Q：</w:t>
+      </w:r>
+      <w:r>
+        <w:rPr>
+          <w:rFonts w:hint="eastAsia"/>
+        </w:rPr>
+        <w:t xml:space="preserve">メタンのドリル掘削は採算があうか。　　　　　　　　　　　　　　　　　　　　　　　　　　　　　　　　　　　　　　　　　　　　　　　　　　　　　　　　　　　　　　　　　　　　　　　　　　　　　　　　　　　　　　　　　　　　　　　　　　　　　　　　　　　　　　</w:t>
+      </w:r>
+    </w:p>
+    <w:p/>
+    <w:p/>
+    <w:p/>
+    <w:p/>
+    <w:p>
+      <w:pPr>
+        <w:rPr>
+          <w:sz w:val="25"/>
+          <w:szCs w:val="28"/>
+        </w:rPr>
+      </w:pPr>
+      <w:r>
+        <w:rPr>
+          <w:rFonts w:hint="eastAsia"/>
+          <w:sz w:val="25"/>
+          <w:szCs w:val="28"/>
+        </w:rPr>
+        <w:t>ピラミッドづくりを練習する</w:t>
+      </w:r>
+    </w:p>
+    <w:p/>
+    <w:p/>
+    <w:p/>
+    <w:p/>
+    <w:p/>
+    <w:p/>
+    <w:p/>
+    <w:p/>
+    <w:p/>
+    <w:p>
+      <w:pPr>
+        <w:rPr>
+          <w:sz w:val="25"/>
+          <w:szCs w:val="28"/>
+        </w:rPr>
+      </w:pPr>
+      <w:r>
+        <w:rPr>
+          <w:rFonts w:hint="eastAsia"/>
+          <w:sz w:val="25"/>
+          <w:szCs w:val="28"/>
+        </w:rPr>
+        <w:t>演繹法か帰納法かを選ぶ</w:t>
+      </w:r>
+    </w:p>
+    <w:p/>
+    <w:p/>
+    <w:p/>
+    <w:p/>
+    <w:p/>
+    <w:p/>
+    <w:p/>
+    <w:p>
+      <w:pPr>
+        <w:rPr>
+          <w:sz w:val="29"/>
+          <w:szCs w:val="32"/>
+        </w:rPr>
+      </w:pPr>
+      <w:r>
+        <w:rPr>
+          <w:rFonts w:hint="eastAsia"/>
+          <w:sz w:val="29"/>
+          <w:szCs w:val="32"/>
+        </w:rPr>
+        <w:t>EXERCISE 6：最終チェックで考えを磨く</w:t>
+      </w:r>
+    </w:p>
+    <w:p>
+      <w:pPr>
+        <w:rPr>
+          <w:sz w:val="25"/>
+          <w:szCs w:val="28"/>
+        </w:rPr>
+      </w:pPr>
+      <w:r>
+        <w:rPr>
+          <w:rFonts w:hint="eastAsia"/>
+          <w:sz w:val="25"/>
+          <w:szCs w:val="28"/>
+        </w:rPr>
+        <w:t>ロジックの順序を明らかにする</w:t>
+      </w:r>
+    </w:p>
+    <w:p/>
+    <w:p/>
+    <w:p/>
+    <w:p/>
+    <w:p>
+      <w:pPr>
+        <w:rPr>
+          <w:sz w:val="25"/>
+          <w:szCs w:val="28"/>
+        </w:rPr>
+      </w:pPr>
+      <w:r>
+        <w:rPr>
+          <w:rFonts w:hint="eastAsia"/>
+          <w:sz w:val="25"/>
+          <w:szCs w:val="28"/>
+        </w:rPr>
+        <w:t>基盤の構造を明らかにする</w:t>
+      </w:r>
+    </w:p>
+    <w:p/>
+    <w:p/>
+    <w:p/>
+    <w:p/>
+    <w:p/>
+    <w:p/>
+    <w:p/>
+    <w:p/>
+    <w:p/>
+    <w:p/>
+    <w:p/>
+    <w:p/>
+    <w:p/>
+    <w:p>
+      <w:pPr>
+        <w:rPr>
+          <w:sz w:val="25"/>
+          <w:szCs w:val="28"/>
+        </w:rPr>
+      </w:pPr>
+      <w:r>
+        <w:rPr>
+          <w:rFonts w:hint="eastAsia"/>
+          <w:sz w:val="25"/>
+          <w:szCs w:val="28"/>
+        </w:rPr>
+        <w:t>行動の結果を記述する</w:t>
+      </w:r>
+    </w:p>
+    <w:p/>
+    <w:p/>
+    <w:p/>
+    <w:p/>
+    <w:p/>
+    <w:p/>
+    <w:p/>
+    <w:p/>
+    <w:p/>
+    <w:p/>
+    <w:p/>
+    <w:p/>
+    <w:p/>
+    <w:p/>
+    <w:p/>
+    <w:p>
+      <w:pPr>
+        <w:rPr>
+          <w:sz w:val="25"/>
+          <w:szCs w:val="28"/>
+        </w:rPr>
+      </w:pPr>
+      <w:r>
+        <w:rPr>
+          <w:rFonts w:hint="eastAsia"/>
+          <w:sz w:val="25"/>
+          <w:szCs w:val="28"/>
+        </w:rPr>
+        <w:t>結論の類似点を見つける</w:t>
+      </w:r>
+    </w:p>
+    <w:p/>
+    <w:p/>
+    <w:p/>
+    <w:p/>
+    <w:p/>
+    <w:p/>
+    <w:p/>
+    <w:p/>
+    <w:p/>
     <w:sectPr>
       <w:pgSz w:w="11906" w:h="16838"/>
       <w:pgMar w:top="1985" w:right="1701" w:bottom="1701" w:left="1701" w:header="851" w:footer="992" w:gutter="0"/>
@@ -5160,6 +5387,7 @@
   <w:style w:type="character" w:default="1" w:styleId="a0">
     <w:name w:val="Default Paragraph Font"/>
     <w:uiPriority w:val="1"/>
+    <w:semiHidden/>
     <w:unhideWhenUsed/>
   </w:style>
   <w:style w:type="table" w:default="1" w:styleId="a1">
